--- a/downloads/sections/t07-l01-the-module-list-is-the-vocabulary-sources.docx
+++ b/downloads/sections/t07-l01-the-module-list-is-the-vocabulary-sources.docx
@@ -29,7 +29,7 @@
     </w:p>
     <w:p>
       <w:r>
-        <w:t>confirm. Some third-party notes mention a hangup behavior. It is not in the modules chapter quoted here.. last checked 2026-10.</w:t>
+        <w:t>confirm. Some third-party notes mention a hangup behavior. It is not in the modules chapter quoted here. last checked 2026-10.</w:t>
       </w:r>
     </w:p>
   </w:body>
